--- a/Crazy-Eight/screenshot.docx
+++ b/Crazy-Eight/screenshot.docx
@@ -171,6 +171,7 @@
       <w:r>
         <w:rPr>
           <w:rFonts w:eastAsia="맑은 고딕"/>
+          <w:noProof/>
           <w:lang w:eastAsia="ko-KR"/>
         </w:rPr>
         <w:lastRenderedPageBreak/>
@@ -245,6 +246,7 @@
       <w:r>
         <w:rPr>
           <w:rFonts w:eastAsia="맑은 고딕"/>
+          <w:noProof/>
           <w:lang w:eastAsia="ko-KR"/>
         </w:rPr>
         <w:drawing>
@@ -318,6 +320,7 @@
       <w:r>
         <w:rPr>
           <w:rFonts w:eastAsia="맑은 고딕"/>
+          <w:noProof/>
           <w:lang w:eastAsia="ko-KR"/>
         </w:rPr>
         <w:lastRenderedPageBreak/>
@@ -382,7 +385,23 @@
           <w:rFonts w:eastAsia="맑은 고딕" w:hint="eastAsia"/>
           <w:lang w:eastAsia="ko-KR"/>
         </w:rPr>
-        <w:t xml:space="preserve"> - Setting In Single Play Game</w:t>
+        <w:t xml:space="preserve"> - Setting </w:t>
+      </w:r>
+      <w:proofErr w:type="gramStart"/>
+      <w:r>
+        <w:rPr>
+          <w:rFonts w:eastAsia="맑은 고딕" w:hint="eastAsia"/>
+          <w:lang w:eastAsia="ko-KR"/>
+        </w:rPr>
+        <w:t>In</w:t>
+      </w:r>
+      <w:proofErr w:type="gramEnd"/>
+      <w:r>
+        <w:rPr>
+          <w:rFonts w:eastAsia="맑은 고딕" w:hint="eastAsia"/>
+          <w:lang w:eastAsia="ko-KR"/>
+        </w:rPr>
+        <w:t xml:space="preserve"> Single Play Game</w:t>
       </w:r>
     </w:p>
     <w:p>
@@ -392,6 +411,7 @@
       <w:r>
         <w:rPr>
           <w:rFonts w:eastAsia="맑은 고딕"/>
+          <w:noProof/>
           <w:lang w:eastAsia="ko-KR"/>
         </w:rPr>
         <w:drawing>
@@ -435,7 +455,7 @@
       <w:pPr>
         <w:pStyle w:val="Caption"/>
         <w:rPr>
-          <w:rFonts w:eastAsia="맑은 고딕" w:hint="eastAsia"/>
+          <w:rFonts w:eastAsia="맑은 고딕"/>
           <w:lang w:eastAsia="ko-KR"/>
         </w:rPr>
       </w:pPr>
@@ -465,6 +485,7 @@
       <w:r>
         <w:rPr>
           <w:rFonts w:eastAsia="맑은 고딕"/>
+          <w:noProof/>
           <w:lang w:eastAsia="ko-KR"/>
         </w:rPr>
         <w:lastRenderedPageBreak/>
@@ -531,6 +552,22 @@
         </w:rPr>
         <w:t xml:space="preserve"> - End Game and Scoring</w:t>
       </w:r>
+    </w:p>
+    <w:p>
+      <w:pPr>
+        <w:rPr>
+          <w:rFonts w:eastAsia="맑은 고딕"/>
+          <w:lang w:eastAsia="ko-KR"/>
+        </w:rPr>
+      </w:pPr>
+    </w:p>
+    <w:p>
+      <w:pPr>
+        <w:rPr>
+          <w:rFonts w:eastAsia="맑은 고딕" w:hint="eastAsia"/>
+          <w:lang w:eastAsia="ko-KR"/>
+        </w:rPr>
+      </w:pPr>
     </w:p>
     <w:p>
       <w:pPr>
